--- a/Introduccion a la Ingenieria/Kit docente/Clase 9/Solucion Taller Clase 9 - Antecedentes y propuesta de mejora.docx
+++ b/Introduccion a la Ingenieria/Kit docente/Clase 9/Solucion Taller Clase 9 - Antecedentes y propuesta de mejora.docx
@@ -38,6 +38,7 @@
       <w:r>
         <w:rPr>
           <w:rFonts w:ascii="Consolas" w:hAnsi="Consolas"/>
+          <w:b w:val="0"/>
           <w:i/>
           <w:color w:val="111111"/>
           <w:sz w:val="20"/>
@@ -1524,7 +1525,7 @@
           <w:color w:val="4A4A49"/>
           <w:sz w:val="22"/>
         </w:rPr>
-        <w:t xml:space="preserve"> Eso es lo que la vuelve defendible ante cualquiera en la sesión 15.</w:t>
+        <w:t xml:space="preserve"> Eso es lo que la vuelve defendible ante cualquiera en la Clase 15.</w:t>
       </w:r>
     </w:p>
     <w:p>
@@ -1687,7 +1688,7 @@
           <w:color w:val="4A4A49"/>
           <w:sz w:val="22"/>
         </w:rPr>
-        <w:t xml:space="preserve"> Sirve para sustentar por qué el acceso a la información es un servicio esperable y no un lujo, que es exactamente lo que va a pedir la evaluación de impacto social de la sesión 13.</w:t>
+        <w:t xml:space="preserve"> Sirve para sustentar por qué el acceso a la información es un servicio esperable y no un lujo, que es exactamente lo que va a pedir la evaluación de impacto social de la Clase 13.</w:t>
       </w:r>
     </w:p>
     <w:p>
@@ -2433,7 +2434,7 @@
           <w:color w:val="4A4A49"/>
           <w:sz w:val="22"/>
         </w:rPr>
-        <w:t xml:space="preserve"> Contraste las dos frases en voz alta, porque la diferencia es lo que se califica en la sesión 15: «esto no existe» es una apuesta; «existen estas tres soluciones, ninguna funciona sin computador en el mostrador ni sin administrador, y nosotros resolvemos justamente eso» es una posición defendible ante cualquier jurado. Repita la regla de integridad, que es la más importante del curso en materia académica: </w:t>
+        <w:t xml:space="preserve"> Contraste las dos frases en voz alta, porque la diferencia es lo que se califica en la Clase 15: «esto no existe» es una apuesta; «existen estas tres soluciones, ninguna funciona sin computador en el mostrador ni sin administrador, y nosotros resolvemos justamente eso» es una posición defendible ante cualquier jurado. Repita la regla de integridad, que es la más importante del curso en materia académica: </w:t>
       </w:r>
       <w:r>
         <w:rPr>
@@ -2576,7 +2577,7 @@
           <w:color w:val="4A4A49"/>
           <w:sz w:val="22"/>
         </w:rPr>
-        <w:t>sesión 13</w:t>
+        <w:t>Clase 13</w:t>
       </w:r>
       <w:r>
         <w:rPr>
@@ -2592,7 +2593,7 @@
           <w:color w:val="4A4A49"/>
           <w:sz w:val="22"/>
         </w:rPr>
-        <w:t>informe final de la sesión 16</w:t>
+        <w:t>informe final de la Clase 16</w:t>
       </w:r>
       <w:r>
         <w:rPr>
